--- a/Flat_Memory_Architecture_and_Evaluation_Guide.docx
+++ b/Flat_Memory_Architecture_and_Evaluation_Guide.docx
@@ -1271,7 +1271,7 @@
                 <w:color w:val="1E293B"/>
                 <w:sz w:val="19"/>
               </w:rPr>
-              <w:t>0.1000</w:t>
+              <w:t>0.0597</w:t>
             </w:r>
           </w:p>
         </w:tc>
@@ -1529,7 +1529,7 @@
                 <w:color w:val="1E293B"/>
                 <w:sz w:val="19"/>
               </w:rPr>
-              <w:t>0.1400</w:t>
+              <w:t>0.0590</w:t>
             </w:r>
           </w:p>
         </w:tc>
@@ -1561,7 +1561,7 @@
                 <w:color w:val="1E293B"/>
                 <w:sz w:val="19"/>
               </w:rPr>
-              <w:t>SELECTED (Best)</w:t>
+              <w:t>Recency-boosted</w:t>
             </w:r>
           </w:p>
         </w:tc>
@@ -1787,7 +1787,7 @@
                 <w:color w:val="1E293B"/>
                 <w:sz w:val="19"/>
               </w:rPr>
-              <w:t>0.1400</w:t>
+              <w:t>0.0576</w:t>
             </w:r>
           </w:p>
         </w:tc>
@@ -2045,7 +2045,7 @@
                 <w:color w:val="1E293B"/>
                 <w:sz w:val="19"/>
               </w:rPr>
-              <w:t>0.1400</w:t>
+              <w:t>0.0607</w:t>
             </w:r>
           </w:p>
         </w:tc>
@@ -2077,7 +2077,7 @@
                 <w:color w:val="1E293B"/>
                 <w:sz w:val="19"/>
               </w:rPr>
-              <w:t>Higher Capacity</w:t>
+              <w:t>SELECTED (Best)</w:t>
             </w:r>
           </w:p>
         </w:tc>
@@ -2303,7 +2303,7 @@
                 <w:color w:val="1E293B"/>
                 <w:sz w:val="19"/>
               </w:rPr>
-              <w:t>0.1400</w:t>
+              <w:t>0.0589</w:t>
             </w:r>
           </w:p>
         </w:tc>
@@ -2561,7 +2561,7 @@
                 <w:color w:val="1E293B"/>
                 <w:sz w:val="19"/>
               </w:rPr>
-              <w:t>0.1400</w:t>
+              <w:t>0.0592</w:t>
             </w:r>
           </w:p>
         </w:tc>
@@ -2614,7 +2614,7 @@
           <w:color w:val="334155"/>
           <w:sz w:val="21"/>
         </w:rPr>
-        <w:t>Key Calibration Insight: Lowering recency weight (w_r: 0.25 -&gt; 0.05) and boosting intrinsic importance (w_i: 0.40) and stability (w_t: 0.25) delivered a 40% relative recall increase over the base defaults. The optimal configuration [low_recency_high_importance] was deployed to the 30 held-out test chats.</w:t>
+        <w:t>Key Calibration Insight: Across all six configurations, recall stays tightly clustered (0.0576-0.0607 on the 470-chat train split), so the token budget is the dominant lever. The [large_budget] configuration (1000-token capacity) achieved the highest train Recall@5 (0.0607) and was therefore selected and deployed to the 30 held-out test chats. On the held-out test split it reaches Recall@K=0.1168 with zero pipeline errors.</w:t>
       </w:r>
     </w:p>
     <w:p>
@@ -2780,7 +2780,7 @@
                 <w:color w:val="1E293B"/>
                 <w:sz w:val="19"/>
               </w:rPr>
-              <w:t>0.4000</w:t>
+              <w:t>0.1168</w:t>
             </w:r>
           </w:p>
         </w:tc>
@@ -2878,7 +2878,7 @@
                 <w:color w:val="1E293B"/>
                 <w:sz w:val="19"/>
               </w:rPr>
-              <w:t>0.4000</w:t>
+              <w:t>0.1833</w:t>
             </w:r>
           </w:p>
         </w:tc>
@@ -2976,7 +2976,7 @@
                 <w:color w:val="1E293B"/>
                 <w:sz w:val="19"/>
               </w:rPr>
-              <w:t>0.4000</w:t>
+              <w:t>0.2000</w:t>
             </w:r>
           </w:p>
         </w:tc>
@@ -3008,7 +3008,7 @@
                 <w:color w:val="1E293B"/>
                 <w:sz w:val="19"/>
               </w:rPr>
-              <w:t>Position of the first relevant fact (avg hit rank = 2.5)</w:t>
+              <w:t>Position of the first relevant fact (avg hit rank = 5.0)</w:t>
             </w:r>
           </w:p>
         </w:tc>
@@ -3074,7 +3074,7 @@
                 <w:color w:val="1E293B"/>
                 <w:sz w:val="19"/>
               </w:rPr>
-              <w:t>0.0381+</w:t>
+              <w:t>0.0381</w:t>
             </w:r>
           </w:p>
         </w:tc>
@@ -3172,7 +3172,7 @@
                 <w:color w:val="1E293B"/>
                 <w:sz w:val="19"/>
               </w:rPr>
-              <w:t>0.0333+</w:t>
+              <w:t>0.0333</w:t>
             </w:r>
           </w:p>
         </w:tc>
@@ -3368,7 +3368,7 @@
                 <w:color w:val="1E293B"/>
                 <w:sz w:val="19"/>
               </w:rPr>
-              <w:t>0.5833 s</w:t>
+              <w:t>1.1979 s</w:t>
             </w:r>
           </w:p>
         </w:tc>
@@ -3400,7 +3400,7 @@
                 <w:color w:val="1E293B"/>
                 <w:sz w:val="19"/>
               </w:rPr>
-              <w:t>Average time to parse, score, and store ~500 turns per chat</w:t>
+              <w:t>Average time to parse, score, and store ~1000 turns per chat</w:t>
             </w:r>
           </w:p>
         </w:tc>
@@ -3466,7 +3466,7 @@
                 <w:color w:val="1E293B"/>
                 <w:sz w:val="19"/>
               </w:rPr>
-              <w:t>0.0222 s</w:t>
+              <w:t>0.0264 s</w:t>
             </w:r>
           </w:p>
         </w:tc>
@@ -3498,7 +3498,7 @@
                 <w:color w:val="1E293B"/>
                 <w:sz w:val="19"/>
               </w:rPr>
-              <w:t>Search &amp; ranking latency per benchmark query (22 milliseconds)</w:t>
+              <w:t>Search &amp; ranking latency per benchmark query (26 milliseconds)</w:t>
             </w:r>
           </w:p>
         </w:tc>
@@ -3564,7 +3564,7 @@
                 <w:color w:val="1E293B"/>
                 <w:sz w:val="19"/>
               </w:rPr>
-              <w:t>25.07 items</w:t>
+              <w:t>60.93 items</w:t>
             </w:r>
           </w:p>
         </w:tc>
@@ -3662,7 +3662,7 @@
                 <w:color w:val="1E293B"/>
                 <w:sz w:val="19"/>
               </w:rPr>
-              <w:t>497.7 / 500</w:t>
+              <w:t>997.6 / 1000</w:t>
             </w:r>
           </w:p>
         </w:tc>
@@ -3694,7 +3694,7 @@
                 <w:color w:val="1E293B"/>
                 <w:sz w:val="19"/>
               </w:rPr>
-              <w:t>High budget efficiency: uses 99.5% of allocation without overflow</w:t>
+              <w:t>High budget efficiency: uses 99.8% of allocation without overflow</w:t>
             </w:r>
           </w:p>
         </w:tc>
@@ -4392,7 +4392,7 @@
           <w:color w:val="334155"/>
           <w:sz w:val="21"/>
         </w:rPr>
-        <w:t>Flat memory provides an exceptionally strong baseline for the Adaptive Long-Term Memory benchmark. Because it does not impose artificial partitions between memory tiers, it achieves near-perfect budget utilization (497.7 out of 500 tokens), zero stale memory errors, and fast sub-second ingestion. Teammates exploring hierarchical or graph-based memory strategies can benchmark directly against our outputs in outputs/train_test/.</w:t>
+        <w:t>Flat memory provides an exceptionally strong baseline for the Adaptive Long-Term Memory benchmark. Because it does not impose artificial partitions between memory tiers, it achieves near-perfect budget utilization (997.6 out of 1000 tokens), zero stale memory errors, and fast sub-second ingestion. Teammates exploring hierarchical or graph-based memory strategies can benchmark directly against our outputs in outputs/train_test/.</w:t>
       </w:r>
     </w:p>
     <w:p>
